--- a/server/assets/templates/order.docx
+++ b/server/assets/templates/order.docx
@@ -601,7 +601,7 @@
       </w:pPr>
       <w:r>
         <w:rPr/>
-        <w:t>Lieferant</w:t>
+        <w:t>{customer.companyName}</w:t>
       </w:r>
     </w:p>
     <w:p>
@@ -611,7 +611,33 @@
       </w:pPr>
       <w:r>
         <w:rPr/>
-        <w:t>Strasse</w:t>
+        <w:t>{customer.street}</w:t>
+      </w:r>
+    </w:p>
+    <w:p>
+      <w:pPr>
+        <w:pStyle w:val="dignumStandardvor0nach0"/>
+        <w:rPr>
+          <w:b/>
+        </w:rPr>
+      </w:pPr>
+      <w:r>
+        <w:rPr>
+          <w:b/>
+        </w:rPr>
+        <w:t>{customer.plz}</w:t>
+      </w:r>
+      <w:r>
+        <w:rPr>
+          <w:b/>
+        </w:rPr>
+        <w:t xml:space="preserve"> </w:t>
+      </w:r>
+      <w:r>
+        <w:rPr>
+          <w:b/>
+        </w:rPr>
+        <w:t>{customer.city}</w:t>
       </w:r>
     </w:p>
     <w:p>
@@ -626,20 +652,6 @@
     <w:p>
       <w:pPr>
         <w:pStyle w:val="dignumStandardvor0nach0"/>
-        <w:rPr>
-          <w:b/>
-        </w:rPr>
-      </w:pPr>
-      <w:r>
-        <w:rPr>
-          <w:b/>
-        </w:rPr>
-        <w:t>PLZ Stadt</w:t>
-      </w:r>
-    </w:p>
-    <w:p>
-      <w:pPr>
-        <w:pStyle w:val="dignumStandardvor0nach0"/>
         <w:rPr/>
       </w:pPr>
       <w:r>
@@ -739,15 +751,6 @@
     <w:p>
       <w:pPr>
         <w:pStyle w:val="dignumStandardvor0nach0"/>
-        <w:rPr/>
-      </w:pPr>
-      <w:r>
-        <w:rPr/>
-      </w:r>
-    </w:p>
-    <w:p>
-      <w:pPr>
-        <w:pStyle w:val="dignumStandardvor0nach0"/>
         <w:rPr>
           <w:b/>
           <w:u w:val="single"/>
@@ -757,7 +760,7 @@
         <mc:AlternateContent>
           <mc:Choice Requires="wps">
             <w:drawing>
-              <wp:anchor distT="12700" distB="22225" distL="12700" distR="17145" simplePos="0" relativeHeight="3" behindDoc="0" locked="0" layoutInCell="1" allowOverlap="1" wp14:anchorId="3B77A08F">
+              <wp:anchor distT="6985" distB="31115" distL="6350" distR="19050" simplePos="0" relativeHeight="3" behindDoc="0" locked="0" layoutInCell="1" allowOverlap="1" wp14:anchorId="3B77A08F">
                 <wp:simplePos x="0" y="0"/>
                 <wp:positionH relativeFrom="column">
                   <wp:posOffset>3541395</wp:posOffset>
@@ -802,7 +805,7 @@
                           <a:miter/>
                         </a:ln>
                         <a:effectLst>
-                          <a:outerShdw algn="ctr" dir="3825519" dist="28496" rotWithShape="0">
+                          <a:outerShdw algn="ctr" dir="3864689" dist="28339" rotWithShape="0">
                             <a:srgbClr val="7F5F00">
                               <a:alpha val="50000"/>
                             </a:srgbClr>
@@ -846,7 +849,7 @@
                                 </w:tcPr>
                                 <w:p>
                                   <w:pPr>
-                                    <w:pStyle w:val="FrameContents"/>
+                                    <w:pStyle w:val="FrameContentsuser"/>
                                     <w:spacing w:before="60" w:after="60"/>
                                     <w:jc w:val="both"/>
                                     <w:rPr>
@@ -869,12 +872,16 @@
                           </w:tbl>
                           <w:p>
                             <w:pPr>
-                              <w:pStyle w:val="FrameContents"/>
+                              <w:pStyle w:val="FrameContentsuser"/>
                               <w:spacing w:before="0" w:after="80"/>
-                              <w:rPr/>
+                              <w:rPr>
+                                <w:color w:val="000000"/>
+                              </w:rPr>
                             </w:pPr>
                             <w:r>
-                              <w:rPr/>
+                              <w:rPr>
+                                <w:color w:val="000000"/>
+                              </w:rPr>
                             </w:r>
                           </w:p>
                         </w:txbxContent>
@@ -925,7 +932,7 @@
                           </w:tcPr>
                           <w:p>
                             <w:pPr>
-                              <w:pStyle w:val="FrameContents"/>
+                              <w:pStyle w:val="FrameContentsuser"/>
                               <w:spacing w:before="60" w:after="60"/>
                               <w:jc w:val="both"/>
                               <w:rPr>
@@ -948,12 +955,16 @@
                     </w:tbl>
                     <w:p>
                       <w:pPr>
-                        <w:pStyle w:val="FrameContents"/>
+                        <w:pStyle w:val="FrameContentsuser"/>
                         <w:spacing w:before="0" w:after="80"/>
-                        <w:rPr/>
+                        <w:rPr>
+                          <w:color w:val="000000"/>
+                        </w:rPr>
                       </w:pPr>
                       <w:r>
-                        <w:rPr/>
+                        <w:rPr>
+                          <w:color w:val="000000"/>
+                        </w:rPr>
                       </w:r>
                     </w:p>
                   </w:txbxContent>
@@ -1070,6 +1081,7 @@
             <w:pPr>
               <w:pStyle w:val="dignumStandardvor0nach0"/>
               <w:widowControl/>
+              <w:suppressAutoHyphens w:val="true"/>
               <w:spacing w:before="0" w:after="0"/>
               <w:jc w:val="start"/>
               <w:rPr>
@@ -1102,6 +1114,7 @@
             <w:pPr>
               <w:pStyle w:val="dignumStandardvor0nach0"/>
               <w:widowControl/>
+              <w:suppressAutoHyphens w:val="true"/>
               <w:spacing w:before="0" w:after="0"/>
               <w:jc w:val="start"/>
               <w:cnfStyle w:val="100000000000" w:firstRow="1" w:lastRow="0" w:firstColumn="0" w:lastColumn="0" w:oddVBand="0" w:evenVBand="0" w:oddHBand="0" w:evenHBand="0" w:firstRowFirstColumn="0" w:firstRowLastColumn="0" w:lastRowFirstColumn="0" w:lastRowLastColumn="0"/>
@@ -1138,6 +1151,7 @@
             <w:pPr>
               <w:pStyle w:val="dignumStandardvor0nach0"/>
               <w:widowControl/>
+              <w:suppressAutoHyphens w:val="true"/>
               <w:spacing w:before="0" w:after="0"/>
               <w:jc w:val="start"/>
               <w:rPr>
@@ -1147,12 +1161,9 @@
             </w:pPr>
             <w:r>
               <w:rPr>
-                <w:rFonts w:eastAsia="Times New Roman" w:cs="Times New Roman"/>
                 <w:b w:val="false"/>
                 <w:bCs/>
-                <w:kern w:val="0"/>
                 <w:u w:val="single"/>
-                <w:lang w:val="de-DE" w:eastAsia="de-DE" w:bidi="ar-SA"/>
               </w:rPr>
             </w:r>
           </w:p>
@@ -1166,6 +1177,7 @@
             <w:pPr>
               <w:pStyle w:val="dignumStandardvor0nach0"/>
               <w:widowControl/>
+              <w:suppressAutoHyphens w:val="true"/>
               <w:spacing w:before="0" w:after="0"/>
               <w:jc w:val="start"/>
               <w:cnfStyle w:val="000000000000" w:firstRow="0" w:lastRow="0" w:firstColumn="0" w:lastColumn="0" w:oddVBand="0" w:evenVBand="0" w:oddHBand="0" w:evenHBand="0" w:firstRowFirstColumn="0" w:firstRowLastColumn="0" w:lastRowFirstColumn="0" w:lastRowLastColumn="0"/>
@@ -1176,11 +1188,8 @@
             </w:pPr>
             <w:r>
               <w:rPr>
-                <w:rFonts w:eastAsia="Times New Roman" w:cs="Times New Roman"/>
                 <w:b/>
-                <w:kern w:val="0"/>
                 <w:u w:val="single"/>
-                <w:lang w:val="de-DE" w:eastAsia="de-DE" w:bidi="ar-SA"/>
               </w:rPr>
             </w:r>
           </w:p>
@@ -1267,9 +1276,9 @@
       <w:tblGrid>
         <w:gridCol w:w="610"/>
         <w:gridCol w:w="5272"/>
-        <w:gridCol w:w="566"/>
+        <w:gridCol w:w="565"/>
         <w:gridCol w:w="1134"/>
-        <w:gridCol w:w="852"/>
+        <w:gridCol w:w="853"/>
         <w:gridCol w:w="1134"/>
       </w:tblGrid>
       <w:tr>
@@ -1342,7 +1351,7 @@
         </w:tc>
         <w:tc>
           <w:tcPr>
-            <w:tcW w:w="566" w:type="dxa"/>
+            <w:tcW w:w="565" w:type="dxa"/>
             <w:tcBorders>
               <w:top w:val="single" w:sz="4" w:space="0" w:color="000000"/>
               <w:bottom w:val="single" w:sz="4" w:space="0" w:color="000000"/>
@@ -1406,7 +1415,7 @@
         </w:tc>
         <w:tc>
           <w:tcPr>
-            <w:tcW w:w="852" w:type="dxa"/>
+            <w:tcW w:w="853" w:type="dxa"/>
             <w:tcBorders>
               <w:top w:val="single" w:sz="4" w:space="0" w:color="000000"/>
               <w:bottom w:val="single" w:sz="4" w:space="0" w:color="000000"/>
@@ -1550,7 +1559,7 @@
         </w:tc>
         <w:tc>
           <w:tcPr>
-            <w:tcW w:w="566" w:type="dxa"/>
+            <w:tcW w:w="565" w:type="dxa"/>
             <w:tcBorders>
               <w:top w:val="single" w:sz="4" w:space="0" w:color="000000"/>
               <w:bottom w:val="single" w:sz="4" w:space="0" w:color="7F7F7F"/>
@@ -1614,7 +1623,7 @@
         </w:tc>
         <w:tc>
           <w:tcPr>
-            <w:tcW w:w="852" w:type="dxa"/>
+            <w:tcW w:w="853" w:type="dxa"/>
             <w:tcBorders>
               <w:top w:val="single" w:sz="4" w:space="0" w:color="000000"/>
               <w:bottom w:val="single" w:sz="4" w:space="0" w:color="7F7F7F"/>
@@ -1709,8 +1718,6 @@
               </w:rPr>
               <w:fldChar w:fldCharType="end"/>
             </w:r>
-            <w:bookmarkStart w:id="0" w:name="Anzahl"/>
-            <w:bookmarkEnd w:id="0"/>
           </w:p>
         </w:tc>
       </w:tr>
@@ -1795,7 +1802,7 @@
         </w:tc>
         <w:tc>
           <w:tcPr>
-            <w:tcW w:w="566" w:type="dxa"/>
+            <w:tcW w:w="565" w:type="dxa"/>
             <w:tcBorders>
               <w:top w:val="single" w:sz="4" w:space="0" w:color="7F7F7F"/>
               <w:bottom w:val="single" w:sz="4" w:space="0" w:color="7F7F7F"/>
@@ -1857,7 +1864,7 @@
         </w:tc>
         <w:tc>
           <w:tcPr>
-            <w:tcW w:w="852" w:type="dxa"/>
+            <w:tcW w:w="853" w:type="dxa"/>
             <w:tcBorders>
               <w:top w:val="single" w:sz="4" w:space="0" w:color="7F7F7F"/>
               <w:bottom w:val="single" w:sz="4" w:space="0" w:color="7F7F7F"/>
@@ -1988,7 +1995,7 @@
         </w:tc>
         <w:tc>
           <w:tcPr>
-            <w:tcW w:w="1700" w:type="dxa"/>
+            <w:tcW w:w="1699" w:type="dxa"/>
             <w:gridSpan w:val="2"/>
             <w:tcBorders>
               <w:top w:val="single" w:sz="4" w:space="0" w:color="7F7F7F"/>
@@ -2020,7 +2027,7 @@
         </w:tc>
         <w:tc>
           <w:tcPr>
-            <w:tcW w:w="852" w:type="dxa"/>
+            <w:tcW w:w="853" w:type="dxa"/>
             <w:tcBorders>
               <w:top w:val="single" w:sz="4" w:space="0" w:color="7F7F7F"/>
               <w:bottom w:val="single" w:sz="4" w:space="0" w:color="7F7F7F"/>
@@ -2068,7 +2075,7 @@
                 <w:lang w:val="de-DE" w:eastAsia="de-DE"/>
               </w:rPr>
             </w:pPr>
-            <w:bookmarkStart w:id="1" w:name="Preis"/>
+            <w:bookmarkStart w:id="0" w:name="Preis"/>
             <w:r>
               <w:rPr>
                 <w:color w:val="000000"/>
@@ -2086,6 +2093,169 @@
                 <w:lang w:val="de-DE" w:eastAsia="de-DE"/>
               </w:rPr>
               <w:instrText xml:space="preserve"> = Sum(ÜBER)</w:instrText>
+            </w:r>
+            <w:r>
+              <w:rPr>
+                <w:color w:val="000000"/>
+                <w:sz w:val="16"/>
+                <w:szCs w:val="16"/>
+                <w:lang w:val="de-DE" w:eastAsia="de-DE"/>
+              </w:rPr>
+              <w:fldChar w:fldCharType="separate"/>
+            </w:r>
+            <w:r>
+              <w:rPr>
+                <w:color w:val="000000"/>
+                <w:sz w:val="16"/>
+                <w:szCs w:val="16"/>
+                <w:lang w:val="de-DE" w:eastAsia="de-DE"/>
+              </w:rPr>
+              <w:t>0</w:t>
+            </w:r>
+            <w:r>
+              <w:rPr>
+                <w:color w:val="000000"/>
+                <w:sz w:val="16"/>
+                <w:szCs w:val="16"/>
+                <w:lang w:val="de-DE" w:eastAsia="de-DE"/>
+              </w:rPr>
+              <w:fldChar w:fldCharType="end"/>
+            </w:r>
+            <w:bookmarkEnd w:id="0"/>
+          </w:p>
+        </w:tc>
+      </w:tr>
+      <w:tr>
+        <w:trPr>
+          <w:cantSplit/>
+        </w:trPr>
+        <w:tc>
+          <w:tcPr>
+            <w:tcW w:w="5882" w:type="dxa"/>
+            <w:gridSpan w:val="2"/>
+            <w:tcBorders/>
+          </w:tcPr>
+          <w:p>
+            <w:pPr>
+              <w:pStyle w:val="Normal"/>
+              <w:spacing w:before="60" w:after="60"/>
+              <w:rPr>
+                <w:b/>
+                <w:color w:val="000000"/>
+                <w:sz w:val="16"/>
+                <w:szCs w:val="16"/>
+              </w:rPr>
+            </w:pPr>
+            <w:r>
+              <w:rPr>
+                <w:b/>
+                <w:color w:val="000000"/>
+                <w:sz w:val="16"/>
+                <w:szCs w:val="16"/>
+              </w:rPr>
+            </w:r>
+          </w:p>
+        </w:tc>
+        <w:tc>
+          <w:tcPr>
+            <w:tcW w:w="1699" w:type="dxa"/>
+            <w:gridSpan w:val="2"/>
+            <w:tcBorders>
+              <w:top w:val="single" w:sz="4" w:space="0" w:color="7F7F7F"/>
+              <w:bottom w:val="single" w:sz="4" w:space="0" w:color="000000"/>
+            </w:tcBorders>
+          </w:tcPr>
+          <w:p>
+            <w:pPr>
+              <w:pStyle w:val="Tabelle"/>
+              <w:spacing w:lineRule="auto" w:line="240" w:before="60" w:after="60"/>
+              <w:jc w:val="start"/>
+              <w:rPr>
+                <w:color w:val="000000"/>
+                <w:sz w:val="16"/>
+                <w:szCs w:val="16"/>
+                <w:lang w:val="de-DE" w:eastAsia="de-DE"/>
+              </w:rPr>
+            </w:pPr>
+            <w:r>
+              <w:rPr>
+                <w:color w:val="000000"/>
+                <w:sz w:val="16"/>
+                <w:szCs w:val="16"/>
+                <w:lang w:val="de-DE" w:eastAsia="de-DE"/>
+              </w:rPr>
+              <w:t>MwSt. 19,00%</w:t>
+            </w:r>
+          </w:p>
+        </w:tc>
+        <w:tc>
+          <w:tcPr>
+            <w:tcW w:w="853" w:type="dxa"/>
+            <w:tcBorders>
+              <w:top w:val="single" w:sz="4" w:space="0" w:color="7F7F7F"/>
+              <w:bottom w:val="single" w:sz="4" w:space="0" w:color="000000"/>
+            </w:tcBorders>
+          </w:tcPr>
+          <w:p>
+            <w:pPr>
+              <w:pStyle w:val="Tabelle"/>
+              <w:spacing w:lineRule="auto" w:line="240" w:before="60" w:after="60"/>
+              <w:rPr>
+                <w:color w:val="000000"/>
+                <w:sz w:val="16"/>
+                <w:szCs w:val="16"/>
+                <w:lang w:val="de-DE" w:eastAsia="de-DE"/>
+              </w:rPr>
+            </w:pPr>
+            <w:r>
+              <w:rPr>
+                <w:color w:val="000000"/>
+                <w:sz w:val="16"/>
+                <w:szCs w:val="16"/>
+                <w:lang w:val="de-DE" w:eastAsia="de-DE"/>
+              </w:rPr>
+            </w:r>
+          </w:p>
+        </w:tc>
+        <w:tc>
+          <w:tcPr>
+            <w:tcW w:w="1134" w:type="dxa"/>
+            <w:tcBorders>
+              <w:top w:val="single" w:sz="4" w:space="0" w:color="7F7F7F"/>
+              <w:bottom w:val="single" w:sz="4" w:space="0" w:color="000000"/>
+            </w:tcBorders>
+            <w:vAlign w:val="center"/>
+          </w:tcPr>
+          <w:p>
+            <w:pPr>
+              <w:pStyle w:val="Tabelle"/>
+              <w:spacing w:lineRule="auto" w:line="240" w:before="60" w:after="60"/>
+              <w:jc w:val="end"/>
+              <w:rPr>
+                <w:color w:val="000000"/>
+                <w:sz w:val="16"/>
+                <w:szCs w:val="16"/>
+                <w:lang w:val="de-DE" w:eastAsia="de-DE"/>
+              </w:rPr>
+            </w:pPr>
+            <w:bookmarkStart w:id="1" w:name="MwSt"/>
+            <w:r>
+              <w:rPr>
+                <w:color w:val="000000"/>
+                <w:sz w:val="16"/>
+                <w:szCs w:val="16"/>
+                <w:lang w:val="de-DE" w:eastAsia="de-DE"/>
+              </w:rPr>
+              <w:fldChar w:fldCharType="begin"/>
+            </w:r>
+            <w:r>
+              <w:rPr>
+                <w:color w:val="000000"/>
+                <w:sz w:val="16"/>
+                <w:szCs w:val="16"/>
+                <w:lang w:val="de-DE" w:eastAsia="de-DE"/>
+              </w:rPr>
+              <w:instrText xml:space="preserve"> =(Preis/100)*19</w:instrText>
             </w:r>
             <w:r>
               <w:rPr>
@@ -2151,170 +2321,7 @@
         </w:tc>
         <w:tc>
           <w:tcPr>
-            <w:tcW w:w="1700" w:type="dxa"/>
-            <w:gridSpan w:val="2"/>
-            <w:tcBorders>
-              <w:top w:val="single" w:sz="4" w:space="0" w:color="7F7F7F"/>
-              <w:bottom w:val="single" w:sz="4" w:space="0" w:color="000000"/>
-            </w:tcBorders>
-          </w:tcPr>
-          <w:p>
-            <w:pPr>
-              <w:pStyle w:val="Tabelle"/>
-              <w:spacing w:lineRule="auto" w:line="240" w:before="60" w:after="60"/>
-              <w:jc w:val="start"/>
-              <w:rPr>
-                <w:color w:val="000000"/>
-                <w:sz w:val="16"/>
-                <w:szCs w:val="16"/>
-                <w:lang w:val="de-DE" w:eastAsia="de-DE"/>
-              </w:rPr>
-            </w:pPr>
-            <w:r>
-              <w:rPr>
-                <w:color w:val="000000"/>
-                <w:sz w:val="16"/>
-                <w:szCs w:val="16"/>
-                <w:lang w:val="de-DE" w:eastAsia="de-DE"/>
-              </w:rPr>
-              <w:t>MwSt. 19,00%</w:t>
-            </w:r>
-          </w:p>
-        </w:tc>
-        <w:tc>
-          <w:tcPr>
-            <w:tcW w:w="852" w:type="dxa"/>
-            <w:tcBorders>
-              <w:top w:val="single" w:sz="4" w:space="0" w:color="7F7F7F"/>
-              <w:bottom w:val="single" w:sz="4" w:space="0" w:color="000000"/>
-            </w:tcBorders>
-          </w:tcPr>
-          <w:p>
-            <w:pPr>
-              <w:pStyle w:val="Tabelle"/>
-              <w:spacing w:lineRule="auto" w:line="240" w:before="60" w:after="60"/>
-              <w:rPr>
-                <w:color w:val="000000"/>
-                <w:sz w:val="16"/>
-                <w:szCs w:val="16"/>
-                <w:lang w:val="de-DE" w:eastAsia="de-DE"/>
-              </w:rPr>
-            </w:pPr>
-            <w:r>
-              <w:rPr>
-                <w:color w:val="000000"/>
-                <w:sz w:val="16"/>
-                <w:szCs w:val="16"/>
-                <w:lang w:val="de-DE" w:eastAsia="de-DE"/>
-              </w:rPr>
-            </w:r>
-          </w:p>
-        </w:tc>
-        <w:tc>
-          <w:tcPr>
-            <w:tcW w:w="1134" w:type="dxa"/>
-            <w:tcBorders>
-              <w:top w:val="single" w:sz="4" w:space="0" w:color="7F7F7F"/>
-              <w:bottom w:val="single" w:sz="4" w:space="0" w:color="000000"/>
-            </w:tcBorders>
-            <w:vAlign w:val="center"/>
-          </w:tcPr>
-          <w:p>
-            <w:pPr>
-              <w:pStyle w:val="Tabelle"/>
-              <w:spacing w:lineRule="auto" w:line="240" w:before="60" w:after="60"/>
-              <w:jc w:val="end"/>
-              <w:rPr>
-                <w:color w:val="000000"/>
-                <w:sz w:val="16"/>
-                <w:szCs w:val="16"/>
-                <w:lang w:val="de-DE" w:eastAsia="de-DE"/>
-              </w:rPr>
-            </w:pPr>
-            <w:bookmarkStart w:id="2" w:name="MwSt"/>
-            <w:r>
-              <w:rPr>
-                <w:color w:val="000000"/>
-                <w:sz w:val="16"/>
-                <w:szCs w:val="16"/>
-                <w:lang w:val="de-DE" w:eastAsia="de-DE"/>
-              </w:rPr>
-              <w:fldChar w:fldCharType="begin"/>
-            </w:r>
-            <w:r>
-              <w:rPr>
-                <w:color w:val="000000"/>
-                <w:sz w:val="16"/>
-                <w:szCs w:val="16"/>
-                <w:lang w:val="de-DE" w:eastAsia="de-DE"/>
-              </w:rPr>
-              <w:instrText xml:space="preserve"> =(Preis/100)*19</w:instrText>
-            </w:r>
-            <w:r>
-              <w:rPr>
-                <w:color w:val="000000"/>
-                <w:sz w:val="16"/>
-                <w:szCs w:val="16"/>
-                <w:lang w:val="de-DE" w:eastAsia="de-DE"/>
-              </w:rPr>
-              <w:fldChar w:fldCharType="separate"/>
-            </w:r>
-            <w:r>
-              <w:rPr>
-                <w:color w:val="000000"/>
-                <w:sz w:val="16"/>
-                <w:szCs w:val="16"/>
-                <w:lang w:val="de-DE" w:eastAsia="de-DE"/>
-              </w:rPr>
-              <w:t>0</w:t>
-            </w:r>
-            <w:r>
-              <w:rPr>
-                <w:color w:val="000000"/>
-                <w:sz w:val="16"/>
-                <w:szCs w:val="16"/>
-                <w:lang w:val="de-DE" w:eastAsia="de-DE"/>
-              </w:rPr>
-              <w:fldChar w:fldCharType="end"/>
-            </w:r>
-            <w:bookmarkEnd w:id="2"/>
-          </w:p>
-        </w:tc>
-      </w:tr>
-      <w:tr>
-        <w:trPr>
-          <w:cantSplit/>
-        </w:trPr>
-        <w:tc>
-          <w:tcPr>
-            <w:tcW w:w="5882" w:type="dxa"/>
-            <w:gridSpan w:val="2"/>
-            <w:tcBorders/>
-          </w:tcPr>
-          <w:p>
-            <w:pPr>
-              <w:pStyle w:val="Normal"/>
-              <w:spacing w:before="60" w:after="60"/>
-              <w:rPr>
-                <w:b/>
-                <w:color w:val="000000"/>
-                <w:sz w:val="16"/>
-                <w:szCs w:val="16"/>
-              </w:rPr>
-            </w:pPr>
-            <w:r>
-              <w:rPr>
-                <w:b/>
-                <w:color w:val="000000"/>
-                <w:sz w:val="16"/>
-                <w:szCs w:val="16"/>
-              </w:rPr>
-            </w:r>
-          </w:p>
-        </w:tc>
-        <w:tc>
-          <w:tcPr>
-            <w:tcW w:w="1700" w:type="dxa"/>
+            <w:tcW w:w="1699" w:type="dxa"/>
             <w:gridSpan w:val="2"/>
             <w:tcBorders>
               <w:top w:val="single" w:sz="4" w:space="0" w:color="000000"/>
@@ -2348,7 +2355,7 @@
         </w:tc>
         <w:tc>
           <w:tcPr>
-            <w:tcW w:w="852" w:type="dxa"/>
+            <w:tcW w:w="853" w:type="dxa"/>
             <w:tcBorders>
               <w:top w:val="single" w:sz="4" w:space="0" w:color="000000"/>
               <w:bottom w:val="double" w:sz="4" w:space="0" w:color="000000"/>
@@ -2504,9 +2511,7 @@
   <w:p>
     <w:pPr>
       <w:pStyle w:val="Footer"/>
-      <w:keepLines/>
       <w:spacing w:before="60" w:after="20"/>
-      <w:jc w:val="end"/>
       <w:rPr/>
     </w:pPr>
     <w:r>
@@ -2534,8 +2539,8 @@
     </w:tblPr>
     <w:tblGrid>
       <w:gridCol w:w="3012"/>
-      <w:gridCol w:w="2975"/>
-      <w:gridCol w:w="4078"/>
+      <w:gridCol w:w="2974"/>
+      <w:gridCol w:w="4079"/>
     </w:tblGrid>
     <w:tr>
       <w:trPr>
@@ -2597,7 +2602,7 @@
       </w:tc>
       <w:tc>
         <w:tcPr>
-          <w:tcW w:w="2975" w:type="dxa"/>
+          <w:tcW w:w="2974" w:type="dxa"/>
           <w:tcBorders>
             <w:start w:val="single" w:sz="4" w:space="0" w:color="7F7F7F"/>
             <w:end w:val="single" w:sz="4" w:space="0" w:color="7F7F7F"/>
@@ -2656,7 +2661,7 @@
       </w:tc>
       <w:tc>
         <w:tcPr>
-          <w:tcW w:w="4078" w:type="dxa"/>
+          <w:tcW w:w="4079" w:type="dxa"/>
           <w:tcBorders>
             <w:start w:val="single" w:sz="4" w:space="0" w:color="7F7F7F"/>
           </w:tcBorders>
@@ -2771,7 +2776,7 @@
       </w:tc>
       <w:tc>
         <w:tcPr>
-          <w:tcW w:w="2975" w:type="dxa"/>
+          <w:tcW w:w="2974" w:type="dxa"/>
           <w:tcBorders>
             <w:start w:val="single" w:sz="4" w:space="0" w:color="7F7F7F"/>
             <w:end w:val="single" w:sz="4" w:space="0" w:color="7F7F7F"/>
@@ -2831,7 +2836,7 @@
       </w:tc>
       <w:tc>
         <w:tcPr>
-          <w:tcW w:w="4078" w:type="dxa"/>
+          <w:tcW w:w="4079" w:type="dxa"/>
           <w:tcBorders>
             <w:start w:val="single" w:sz="4" w:space="0" w:color="7F7F7F"/>
           </w:tcBorders>
@@ -2951,7 +2956,7 @@
       </w:tc>
       <w:tc>
         <w:tcPr>
-          <w:tcW w:w="2975" w:type="dxa"/>
+          <w:tcW w:w="2974" w:type="dxa"/>
           <w:tcBorders>
             <w:start w:val="single" w:sz="4" w:space="0" w:color="7F7F7F"/>
             <w:end w:val="single" w:sz="4" w:space="0" w:color="7F7F7F"/>
@@ -3010,7 +3015,7 @@
       </w:tc>
       <w:tc>
         <w:tcPr>
-          <w:tcW w:w="4078" w:type="dxa"/>
+          <w:tcW w:w="4079" w:type="dxa"/>
           <w:tcBorders>
             <w:start w:val="single" w:sz="4" w:space="0" w:color="7F7F7F"/>
           </w:tcBorders>
@@ -3139,7 +3144,7 @@
       </w:tc>
       <w:tc>
         <w:tcPr>
-          <w:tcW w:w="2975" w:type="dxa"/>
+          <w:tcW w:w="2974" w:type="dxa"/>
           <w:tcBorders>
             <w:start w:val="single" w:sz="4" w:space="0" w:color="7F7F7F"/>
             <w:end w:val="single" w:sz="4" w:space="0" w:color="7F7F7F"/>
@@ -3198,7 +3203,7 @@
       </w:tc>
       <w:tc>
         <w:tcPr>
-          <w:tcW w:w="4078" w:type="dxa"/>
+          <w:tcW w:w="4079" w:type="dxa"/>
           <w:tcBorders>
             <w:start w:val="single" w:sz="4" w:space="0" w:color="7F7F7F"/>
           </w:tcBorders>
@@ -3263,8 +3268,8 @@
     </w:tblPr>
     <w:tblGrid>
       <w:gridCol w:w="3012"/>
-      <w:gridCol w:w="2975"/>
-      <w:gridCol w:w="4078"/>
+      <w:gridCol w:w="2974"/>
+      <w:gridCol w:w="4079"/>
     </w:tblGrid>
     <w:tr>
       <w:trPr>
@@ -3326,7 +3331,7 @@
       </w:tc>
       <w:tc>
         <w:tcPr>
-          <w:tcW w:w="2975" w:type="dxa"/>
+          <w:tcW w:w="2974" w:type="dxa"/>
           <w:tcBorders>
             <w:start w:val="single" w:sz="4" w:space="0" w:color="7F7F7F"/>
             <w:end w:val="single" w:sz="4" w:space="0" w:color="7F7F7F"/>
@@ -3385,7 +3390,7 @@
       </w:tc>
       <w:tc>
         <w:tcPr>
-          <w:tcW w:w="4078" w:type="dxa"/>
+          <w:tcW w:w="4079" w:type="dxa"/>
           <w:tcBorders>
             <w:start w:val="single" w:sz="4" w:space="0" w:color="7F7F7F"/>
           </w:tcBorders>
@@ -3500,7 +3505,7 @@
       </w:tc>
       <w:tc>
         <w:tcPr>
-          <w:tcW w:w="2975" w:type="dxa"/>
+          <w:tcW w:w="2974" w:type="dxa"/>
           <w:tcBorders>
             <w:start w:val="single" w:sz="4" w:space="0" w:color="7F7F7F"/>
             <w:end w:val="single" w:sz="4" w:space="0" w:color="7F7F7F"/>
@@ -3560,7 +3565,7 @@
       </w:tc>
       <w:tc>
         <w:tcPr>
-          <w:tcW w:w="4078" w:type="dxa"/>
+          <w:tcW w:w="4079" w:type="dxa"/>
           <w:tcBorders>
             <w:start w:val="single" w:sz="4" w:space="0" w:color="7F7F7F"/>
           </w:tcBorders>
@@ -3680,7 +3685,7 @@
       </w:tc>
       <w:tc>
         <w:tcPr>
-          <w:tcW w:w="2975" w:type="dxa"/>
+          <w:tcW w:w="2974" w:type="dxa"/>
           <w:tcBorders>
             <w:start w:val="single" w:sz="4" w:space="0" w:color="7F7F7F"/>
             <w:end w:val="single" w:sz="4" w:space="0" w:color="7F7F7F"/>
@@ -3739,7 +3744,7 @@
       </w:tc>
       <w:tc>
         <w:tcPr>
-          <w:tcW w:w="4078" w:type="dxa"/>
+          <w:tcW w:w="4079" w:type="dxa"/>
           <w:tcBorders>
             <w:start w:val="single" w:sz="4" w:space="0" w:color="7F7F7F"/>
           </w:tcBorders>
@@ -3868,7 +3873,7 @@
       </w:tc>
       <w:tc>
         <w:tcPr>
-          <w:tcW w:w="2975" w:type="dxa"/>
+          <w:tcW w:w="2974" w:type="dxa"/>
           <w:tcBorders>
             <w:start w:val="single" w:sz="4" w:space="0" w:color="7F7F7F"/>
             <w:end w:val="single" w:sz="4" w:space="0" w:color="7F7F7F"/>
@@ -3927,7 +3932,7 @@
       </w:tc>
       <w:tc>
         <w:tcPr>
-          <w:tcW w:w="4078" w:type="dxa"/>
+          <w:tcW w:w="4079" w:type="dxa"/>
           <w:tcBorders>
             <w:start w:val="single" w:sz="4" w:space="0" w:color="7F7F7F"/>
           </w:tcBorders>
@@ -3979,7 +3984,6 @@
   <w:p>
     <w:pPr>
       <w:pStyle w:val="Header"/>
-      <w:keepLines/>
       <w:spacing w:before="40" w:after="40"/>
       <w:rPr/>
     </w:pPr>
@@ -5413,6 +5417,7 @@
     <w:rsid w:val="00404113"/>
     <w:pPr>
       <w:widowControl/>
+      <w:suppressAutoHyphens w:val="true"/>
       <w:bidi w:val="0"/>
       <w:spacing w:lineRule="exact" w:line="240" w:before="0" w:after="80"/>
       <w:jc w:val="start"/>
@@ -6005,6 +6010,7 @@
     <w:rsid w:val="00404113"/>
     <w:pPr>
       <w:widowControl/>
+      <w:suppressAutoHyphens w:val="true"/>
       <w:bidi w:val="0"/>
       <w:spacing w:before="40" w:after="40"/>
       <w:jc w:val="start"/>
@@ -6385,6 +6391,13 @@
       <w:sz w:val="16"/>
       <w:szCs w:val="16"/>
     </w:rPr>
+  </w:style>
+  <w:style w:type="paragraph" w:styleId="FrameContentsuser">
+    <w:name w:val="Frame Contents (user)"/>
+    <w:basedOn w:val="Normal"/>
+    <w:qFormat/>
+    <w:pPr/>
+    <w:rPr/>
   </w:style>
   <w:style w:type="paragraph" w:styleId="FrameContents">
     <w:name w:val="Frame Contents"/>

--- a/server/assets/templates/order.docx
+++ b/server/assets/templates/order.docx
@@ -625,19 +625,7 @@
         <w:rPr>
           <w:b/>
         </w:rPr>
-        <w:t>{customer.plz}</w:t>
-      </w:r>
-      <w:r>
-        <w:rPr>
-          <w:b/>
-        </w:rPr>
-        <w:t xml:space="preserve"> </w:t>
-      </w:r>
-      <w:r>
-        <w:rPr>
-          <w:b/>
-        </w:rPr>
-        <w:t>{customer.city}</w:t>
+        <w:t>{customer.plz} {customer.city}</w:t>
       </w:r>
     </w:p>
     <w:p>
@@ -849,7 +837,7 @@
                                 </w:tcPr>
                                 <w:p>
                                   <w:pPr>
-                                    <w:pStyle w:val="FrameContentsuser"/>
+                                    <w:pStyle w:val="FrameContents"/>
                                     <w:spacing w:before="60" w:after="60"/>
                                     <w:jc w:val="both"/>
                                     <w:rPr>
@@ -872,7 +860,7 @@
                           </w:tbl>
                           <w:p>
                             <w:pPr>
-                              <w:pStyle w:val="FrameContentsuser"/>
+                              <w:pStyle w:val="FrameContents"/>
                               <w:spacing w:before="0" w:after="80"/>
                               <w:rPr>
                                 <w:color w:val="000000"/>
@@ -932,7 +920,7 @@
                           </w:tcPr>
                           <w:p>
                             <w:pPr>
-                              <w:pStyle w:val="FrameContentsuser"/>
+                              <w:pStyle w:val="FrameContents"/>
                               <w:spacing w:before="60" w:after="60"/>
                               <w:jc w:val="both"/>
                               <w:rPr>
@@ -955,7 +943,7 @@
                     </w:tbl>
                     <w:p>
                       <w:pPr>
-                        <w:pStyle w:val="FrameContentsuser"/>
+                        <w:pStyle w:val="FrameContents"/>
                         <w:spacing w:before="0" w:after="80"/>
                         <w:rPr>
                           <w:color w:val="000000"/>
@@ -990,7 +978,7 @@
       </w:pPr>
       <w:r>
         <w:rPr/>
-        <w:t>Projektkurzbeschreibung</w:t>
+        <w:t>{projectDescription}</w:t>
       </w:r>
     </w:p>
     <w:p>
@@ -1025,7 +1013,7 @@
       </w:pPr>
       <w:r>
         <w:rPr/>
-        <w:t>Registrierung, Absprachen, etc.</w:t>
+        <w:t>{orderDetails}</w:t>
       </w:r>
     </w:p>
     <w:p>
@@ -1276,9 +1264,9 @@
       <w:tblGrid>
         <w:gridCol w:w="610"/>
         <w:gridCol w:w="5272"/>
-        <w:gridCol w:w="565"/>
+        <w:gridCol w:w="564"/>
         <w:gridCol w:w="1134"/>
-        <w:gridCol w:w="853"/>
+        <w:gridCol w:w="854"/>
         <w:gridCol w:w="1134"/>
       </w:tblGrid>
       <w:tr>
@@ -1351,7 +1339,7 @@
         </w:tc>
         <w:tc>
           <w:tcPr>
-            <w:tcW w:w="565" w:type="dxa"/>
+            <w:tcW w:w="564" w:type="dxa"/>
             <w:tcBorders>
               <w:top w:val="single" w:sz="4" w:space="0" w:color="000000"/>
               <w:bottom w:val="single" w:sz="4" w:space="0" w:color="000000"/>
@@ -1415,7 +1403,7 @@
         </w:tc>
         <w:tc>
           <w:tcPr>
-            <w:tcW w:w="853" w:type="dxa"/>
+            <w:tcW w:w="854" w:type="dxa"/>
             <w:tcBorders>
               <w:top w:val="single" w:sz="4" w:space="0" w:color="000000"/>
               <w:bottom w:val="single" w:sz="4" w:space="0" w:color="000000"/>
@@ -1559,7 +1547,7 @@
         </w:tc>
         <w:tc>
           <w:tcPr>
-            <w:tcW w:w="565" w:type="dxa"/>
+            <w:tcW w:w="564" w:type="dxa"/>
             <w:tcBorders>
               <w:top w:val="single" w:sz="4" w:space="0" w:color="000000"/>
               <w:bottom w:val="single" w:sz="4" w:space="0" w:color="7F7F7F"/>
@@ -1623,7 +1611,7 @@
         </w:tc>
         <w:tc>
           <w:tcPr>
-            <w:tcW w:w="853" w:type="dxa"/>
+            <w:tcW w:w="854" w:type="dxa"/>
             <w:tcBorders>
               <w:top w:val="single" w:sz="4" w:space="0" w:color="000000"/>
               <w:bottom w:val="single" w:sz="4" w:space="0" w:color="7F7F7F"/>
@@ -1802,7 +1790,7 @@
         </w:tc>
         <w:tc>
           <w:tcPr>
-            <w:tcW w:w="565" w:type="dxa"/>
+            <w:tcW w:w="564" w:type="dxa"/>
             <w:tcBorders>
               <w:top w:val="single" w:sz="4" w:space="0" w:color="7F7F7F"/>
               <w:bottom w:val="single" w:sz="4" w:space="0" w:color="7F7F7F"/>
@@ -1864,7 +1852,7 @@
         </w:tc>
         <w:tc>
           <w:tcPr>
-            <w:tcW w:w="853" w:type="dxa"/>
+            <w:tcW w:w="854" w:type="dxa"/>
             <w:tcBorders>
               <w:top w:val="single" w:sz="4" w:space="0" w:color="7F7F7F"/>
               <w:bottom w:val="single" w:sz="4" w:space="0" w:color="7F7F7F"/>
@@ -1995,7 +1983,7 @@
         </w:tc>
         <w:tc>
           <w:tcPr>
-            <w:tcW w:w="1699" w:type="dxa"/>
+            <w:tcW w:w="1698" w:type="dxa"/>
             <w:gridSpan w:val="2"/>
             <w:tcBorders>
               <w:top w:val="single" w:sz="4" w:space="0" w:color="7F7F7F"/>
@@ -2027,7 +2015,7 @@
         </w:tc>
         <w:tc>
           <w:tcPr>
-            <w:tcW w:w="853" w:type="dxa"/>
+            <w:tcW w:w="854" w:type="dxa"/>
             <w:tcBorders>
               <w:top w:val="single" w:sz="4" w:space="0" w:color="7F7F7F"/>
               <w:bottom w:val="single" w:sz="4" w:space="0" w:color="7F7F7F"/>
@@ -2158,7 +2146,7 @@
         </w:tc>
         <w:tc>
           <w:tcPr>
-            <w:tcW w:w="1699" w:type="dxa"/>
+            <w:tcW w:w="1698" w:type="dxa"/>
             <w:gridSpan w:val="2"/>
             <w:tcBorders>
               <w:top w:val="single" w:sz="4" w:space="0" w:color="7F7F7F"/>
@@ -2190,7 +2178,7 @@
         </w:tc>
         <w:tc>
           <w:tcPr>
-            <w:tcW w:w="853" w:type="dxa"/>
+            <w:tcW w:w="854" w:type="dxa"/>
             <w:tcBorders>
               <w:top w:val="single" w:sz="4" w:space="0" w:color="7F7F7F"/>
               <w:bottom w:val="single" w:sz="4" w:space="0" w:color="000000"/>
@@ -2321,7 +2309,7 @@
         </w:tc>
         <w:tc>
           <w:tcPr>
-            <w:tcW w:w="1699" w:type="dxa"/>
+            <w:tcW w:w="1698" w:type="dxa"/>
             <w:gridSpan w:val="2"/>
             <w:tcBorders>
               <w:top w:val="single" w:sz="4" w:space="0" w:color="000000"/>
@@ -2355,7 +2343,7 @@
         </w:tc>
         <w:tc>
           <w:tcPr>
-            <w:tcW w:w="853" w:type="dxa"/>
+            <w:tcW w:w="854" w:type="dxa"/>
             <w:tcBorders>
               <w:top w:val="single" w:sz="4" w:space="0" w:color="000000"/>
               <w:bottom w:val="double" w:sz="4" w:space="0" w:color="000000"/>
@@ -2539,8 +2527,8 @@
     </w:tblPr>
     <w:tblGrid>
       <w:gridCol w:w="3012"/>
-      <w:gridCol w:w="2974"/>
-      <w:gridCol w:w="4079"/>
+      <w:gridCol w:w="2973"/>
+      <w:gridCol w:w="4080"/>
     </w:tblGrid>
     <w:tr>
       <w:trPr>
@@ -2602,7 +2590,7 @@
       </w:tc>
       <w:tc>
         <w:tcPr>
-          <w:tcW w:w="2974" w:type="dxa"/>
+          <w:tcW w:w="2973" w:type="dxa"/>
           <w:tcBorders>
             <w:start w:val="single" w:sz="4" w:space="0" w:color="7F7F7F"/>
             <w:end w:val="single" w:sz="4" w:space="0" w:color="7F7F7F"/>
@@ -2661,7 +2649,7 @@
       </w:tc>
       <w:tc>
         <w:tcPr>
-          <w:tcW w:w="4079" w:type="dxa"/>
+          <w:tcW w:w="4080" w:type="dxa"/>
           <w:tcBorders>
             <w:start w:val="single" w:sz="4" w:space="0" w:color="7F7F7F"/>
           </w:tcBorders>
@@ -2776,7 +2764,7 @@
       </w:tc>
       <w:tc>
         <w:tcPr>
-          <w:tcW w:w="2974" w:type="dxa"/>
+          <w:tcW w:w="2973" w:type="dxa"/>
           <w:tcBorders>
             <w:start w:val="single" w:sz="4" w:space="0" w:color="7F7F7F"/>
             <w:end w:val="single" w:sz="4" w:space="0" w:color="7F7F7F"/>
@@ -2836,7 +2824,7 @@
       </w:tc>
       <w:tc>
         <w:tcPr>
-          <w:tcW w:w="4079" w:type="dxa"/>
+          <w:tcW w:w="4080" w:type="dxa"/>
           <w:tcBorders>
             <w:start w:val="single" w:sz="4" w:space="0" w:color="7F7F7F"/>
           </w:tcBorders>
@@ -2956,7 +2944,7 @@
       </w:tc>
       <w:tc>
         <w:tcPr>
-          <w:tcW w:w="2974" w:type="dxa"/>
+          <w:tcW w:w="2973" w:type="dxa"/>
           <w:tcBorders>
             <w:start w:val="single" w:sz="4" w:space="0" w:color="7F7F7F"/>
             <w:end w:val="single" w:sz="4" w:space="0" w:color="7F7F7F"/>
@@ -3015,7 +3003,7 @@
       </w:tc>
       <w:tc>
         <w:tcPr>
-          <w:tcW w:w="4079" w:type="dxa"/>
+          <w:tcW w:w="4080" w:type="dxa"/>
           <w:tcBorders>
             <w:start w:val="single" w:sz="4" w:space="0" w:color="7F7F7F"/>
           </w:tcBorders>
@@ -3144,7 +3132,7 @@
       </w:tc>
       <w:tc>
         <w:tcPr>
-          <w:tcW w:w="2974" w:type="dxa"/>
+          <w:tcW w:w="2973" w:type="dxa"/>
           <w:tcBorders>
             <w:start w:val="single" w:sz="4" w:space="0" w:color="7F7F7F"/>
             <w:end w:val="single" w:sz="4" w:space="0" w:color="7F7F7F"/>
@@ -3203,7 +3191,7 @@
       </w:tc>
       <w:tc>
         <w:tcPr>
-          <w:tcW w:w="4079" w:type="dxa"/>
+          <w:tcW w:w="4080" w:type="dxa"/>
           <w:tcBorders>
             <w:start w:val="single" w:sz="4" w:space="0" w:color="7F7F7F"/>
           </w:tcBorders>
@@ -3268,8 +3256,8 @@
     </w:tblPr>
     <w:tblGrid>
       <w:gridCol w:w="3012"/>
-      <w:gridCol w:w="2974"/>
-      <w:gridCol w:w="4079"/>
+      <w:gridCol w:w="2973"/>
+      <w:gridCol w:w="4080"/>
     </w:tblGrid>
     <w:tr>
       <w:trPr>
@@ -3331,7 +3319,7 @@
       </w:tc>
       <w:tc>
         <w:tcPr>
-          <w:tcW w:w="2974" w:type="dxa"/>
+          <w:tcW w:w="2973" w:type="dxa"/>
           <w:tcBorders>
             <w:start w:val="single" w:sz="4" w:space="0" w:color="7F7F7F"/>
             <w:end w:val="single" w:sz="4" w:space="0" w:color="7F7F7F"/>
@@ -3390,7 +3378,7 @@
       </w:tc>
       <w:tc>
         <w:tcPr>
-          <w:tcW w:w="4079" w:type="dxa"/>
+          <w:tcW w:w="4080" w:type="dxa"/>
           <w:tcBorders>
             <w:start w:val="single" w:sz="4" w:space="0" w:color="7F7F7F"/>
           </w:tcBorders>
@@ -3505,7 +3493,7 @@
       </w:tc>
       <w:tc>
         <w:tcPr>
-          <w:tcW w:w="2974" w:type="dxa"/>
+          <w:tcW w:w="2973" w:type="dxa"/>
           <w:tcBorders>
             <w:start w:val="single" w:sz="4" w:space="0" w:color="7F7F7F"/>
             <w:end w:val="single" w:sz="4" w:space="0" w:color="7F7F7F"/>
@@ -3565,7 +3553,7 @@
       </w:tc>
       <w:tc>
         <w:tcPr>
-          <w:tcW w:w="4079" w:type="dxa"/>
+          <w:tcW w:w="4080" w:type="dxa"/>
           <w:tcBorders>
             <w:start w:val="single" w:sz="4" w:space="0" w:color="7F7F7F"/>
           </w:tcBorders>
@@ -3685,7 +3673,7 @@
       </w:tc>
       <w:tc>
         <w:tcPr>
-          <w:tcW w:w="2974" w:type="dxa"/>
+          <w:tcW w:w="2973" w:type="dxa"/>
           <w:tcBorders>
             <w:start w:val="single" w:sz="4" w:space="0" w:color="7F7F7F"/>
             <w:end w:val="single" w:sz="4" w:space="0" w:color="7F7F7F"/>
@@ -3744,7 +3732,7 @@
       </w:tc>
       <w:tc>
         <w:tcPr>
-          <w:tcW w:w="4079" w:type="dxa"/>
+          <w:tcW w:w="4080" w:type="dxa"/>
           <w:tcBorders>
             <w:start w:val="single" w:sz="4" w:space="0" w:color="7F7F7F"/>
           </w:tcBorders>
@@ -3873,7 +3861,7 @@
       </w:tc>
       <w:tc>
         <w:tcPr>
-          <w:tcW w:w="2974" w:type="dxa"/>
+          <w:tcW w:w="2973" w:type="dxa"/>
           <w:tcBorders>
             <w:start w:val="single" w:sz="4" w:space="0" w:color="7F7F7F"/>
             <w:end w:val="single" w:sz="4" w:space="0" w:color="7F7F7F"/>
@@ -3932,7 +3920,7 @@
       </w:tc>
       <w:tc>
         <w:tcPr>
-          <w:tcW w:w="4079" w:type="dxa"/>
+          <w:tcW w:w="4080" w:type="dxa"/>
           <w:tcBorders>
             <w:start w:val="single" w:sz="4" w:space="0" w:color="7F7F7F"/>
           </w:tcBorders>
@@ -6392,15 +6380,15 @@
       <w:szCs w:val="16"/>
     </w:rPr>
   </w:style>
-  <w:style w:type="paragraph" w:styleId="FrameContentsuser">
-    <w:name w:val="Frame Contents (user)"/>
+  <w:style w:type="paragraph" w:styleId="FrameContents">
+    <w:name w:val="Frame Contents"/>
     <w:basedOn w:val="Normal"/>
     <w:qFormat/>
     <w:pPr/>
     <w:rPr/>
   </w:style>
-  <w:style w:type="paragraph" w:styleId="FrameContents">
-    <w:name w:val="Frame Contents"/>
+  <w:style w:type="paragraph" w:styleId="FrameContentsuser">
+    <w:name w:val="Frame Contents (user)"/>
     <w:basedOn w:val="Normal"/>
     <w:qFormat/>
     <w:pPr/>

--- a/server/assets/templates/order.docx
+++ b/server/assets/templates/order.docx
@@ -625,7 +625,19 @@
         <w:rPr>
           <w:b/>
         </w:rPr>
-        <w:t>{customer.plz} {customer.city}</w:t>
+        <w:t>{customer.</w:t>
+      </w:r>
+      <w:r>
+        <w:rPr>
+          <w:b/>
+        </w:rPr>
+        <w:t>zip</w:t>
+      </w:r>
+      <w:r>
+        <w:rPr>
+          <w:b/>
+        </w:rPr>
+        <w:t>} {customer.city}</w:t>
       </w:r>
     </w:p>
     <w:p>
@@ -837,7 +849,7 @@
                                 </w:tcPr>
                                 <w:p>
                                   <w:pPr>
-                                    <w:pStyle w:val="FrameContents"/>
+                                    <w:pStyle w:val="FrameContentsuser"/>
                                     <w:spacing w:before="60" w:after="60"/>
                                     <w:jc w:val="both"/>
                                     <w:rPr>
@@ -860,7 +872,7 @@
                           </w:tbl>
                           <w:p>
                             <w:pPr>
-                              <w:pStyle w:val="FrameContents"/>
+                              <w:pStyle w:val="FrameContentsuser"/>
                               <w:spacing w:before="0" w:after="80"/>
                               <w:rPr>
                                 <w:color w:val="000000"/>
@@ -920,7 +932,7 @@
                           </w:tcPr>
                           <w:p>
                             <w:pPr>
-                              <w:pStyle w:val="FrameContents"/>
+                              <w:pStyle w:val="FrameContentsuser"/>
                               <w:spacing w:before="60" w:after="60"/>
                               <w:jc w:val="both"/>
                               <w:rPr>
@@ -943,7 +955,7 @@
                     </w:tbl>
                     <w:p>
                       <w:pPr>
-                        <w:pStyle w:val="FrameContents"/>
+                        <w:pStyle w:val="FrameContentsuser"/>
                         <w:spacing w:before="0" w:after="80"/>
                         <w:rPr>
                           <w:color w:val="000000"/>
@@ -1264,9 +1276,9 @@
       <w:tblGrid>
         <w:gridCol w:w="610"/>
         <w:gridCol w:w="5272"/>
-        <w:gridCol w:w="564"/>
+        <w:gridCol w:w="563"/>
         <w:gridCol w:w="1134"/>
-        <w:gridCol w:w="854"/>
+        <w:gridCol w:w="855"/>
         <w:gridCol w:w="1134"/>
       </w:tblGrid>
       <w:tr>
@@ -1339,7 +1351,7 @@
         </w:tc>
         <w:tc>
           <w:tcPr>
-            <w:tcW w:w="564" w:type="dxa"/>
+            <w:tcW w:w="563" w:type="dxa"/>
             <w:tcBorders>
               <w:top w:val="single" w:sz="4" w:space="0" w:color="000000"/>
               <w:bottom w:val="single" w:sz="4" w:space="0" w:color="000000"/>
@@ -1403,7 +1415,7 @@
         </w:tc>
         <w:tc>
           <w:tcPr>
-            <w:tcW w:w="854" w:type="dxa"/>
+            <w:tcW w:w="855" w:type="dxa"/>
             <w:tcBorders>
               <w:top w:val="single" w:sz="4" w:space="0" w:color="000000"/>
               <w:bottom w:val="single" w:sz="4" w:space="0" w:color="000000"/>
@@ -1547,7 +1559,7 @@
         </w:tc>
         <w:tc>
           <w:tcPr>
-            <w:tcW w:w="564" w:type="dxa"/>
+            <w:tcW w:w="563" w:type="dxa"/>
             <w:tcBorders>
               <w:top w:val="single" w:sz="4" w:space="0" w:color="000000"/>
               <w:bottom w:val="single" w:sz="4" w:space="0" w:color="7F7F7F"/>
@@ -1611,7 +1623,7 @@
         </w:tc>
         <w:tc>
           <w:tcPr>
-            <w:tcW w:w="854" w:type="dxa"/>
+            <w:tcW w:w="855" w:type="dxa"/>
             <w:tcBorders>
               <w:top w:val="single" w:sz="4" w:space="0" w:color="000000"/>
               <w:bottom w:val="single" w:sz="4" w:space="0" w:color="7F7F7F"/>
@@ -1790,7 +1802,7 @@
         </w:tc>
         <w:tc>
           <w:tcPr>
-            <w:tcW w:w="564" w:type="dxa"/>
+            <w:tcW w:w="563" w:type="dxa"/>
             <w:tcBorders>
               <w:top w:val="single" w:sz="4" w:space="0" w:color="7F7F7F"/>
               <w:bottom w:val="single" w:sz="4" w:space="0" w:color="7F7F7F"/>
@@ -1852,7 +1864,7 @@
         </w:tc>
         <w:tc>
           <w:tcPr>
-            <w:tcW w:w="854" w:type="dxa"/>
+            <w:tcW w:w="855" w:type="dxa"/>
             <w:tcBorders>
               <w:top w:val="single" w:sz="4" w:space="0" w:color="7F7F7F"/>
               <w:bottom w:val="single" w:sz="4" w:space="0" w:color="7F7F7F"/>
@@ -1983,7 +1995,7 @@
         </w:tc>
         <w:tc>
           <w:tcPr>
-            <w:tcW w:w="1698" w:type="dxa"/>
+            <w:tcW w:w="1697" w:type="dxa"/>
             <w:gridSpan w:val="2"/>
             <w:tcBorders>
               <w:top w:val="single" w:sz="4" w:space="0" w:color="7F7F7F"/>
@@ -2015,7 +2027,7 @@
         </w:tc>
         <w:tc>
           <w:tcPr>
-            <w:tcW w:w="854" w:type="dxa"/>
+            <w:tcW w:w="855" w:type="dxa"/>
             <w:tcBorders>
               <w:top w:val="single" w:sz="4" w:space="0" w:color="7F7F7F"/>
               <w:bottom w:val="single" w:sz="4" w:space="0" w:color="7F7F7F"/>
@@ -2146,7 +2158,7 @@
         </w:tc>
         <w:tc>
           <w:tcPr>
-            <w:tcW w:w="1698" w:type="dxa"/>
+            <w:tcW w:w="1697" w:type="dxa"/>
             <w:gridSpan w:val="2"/>
             <w:tcBorders>
               <w:top w:val="single" w:sz="4" w:space="0" w:color="7F7F7F"/>
@@ -2178,7 +2190,7 @@
         </w:tc>
         <w:tc>
           <w:tcPr>
-            <w:tcW w:w="854" w:type="dxa"/>
+            <w:tcW w:w="855" w:type="dxa"/>
             <w:tcBorders>
               <w:top w:val="single" w:sz="4" w:space="0" w:color="7F7F7F"/>
               <w:bottom w:val="single" w:sz="4" w:space="0" w:color="000000"/>
@@ -2309,7 +2321,7 @@
         </w:tc>
         <w:tc>
           <w:tcPr>
-            <w:tcW w:w="1698" w:type="dxa"/>
+            <w:tcW w:w="1697" w:type="dxa"/>
             <w:gridSpan w:val="2"/>
             <w:tcBorders>
               <w:top w:val="single" w:sz="4" w:space="0" w:color="000000"/>
@@ -2343,7 +2355,7 @@
         </w:tc>
         <w:tc>
           <w:tcPr>
-            <w:tcW w:w="854" w:type="dxa"/>
+            <w:tcW w:w="855" w:type="dxa"/>
             <w:tcBorders>
               <w:top w:val="single" w:sz="4" w:space="0" w:color="000000"/>
               <w:bottom w:val="double" w:sz="4" w:space="0" w:color="000000"/>
@@ -2527,8 +2539,8 @@
     </w:tblPr>
     <w:tblGrid>
       <w:gridCol w:w="3012"/>
-      <w:gridCol w:w="2973"/>
-      <w:gridCol w:w="4080"/>
+      <w:gridCol w:w="2972"/>
+      <w:gridCol w:w="4081"/>
     </w:tblGrid>
     <w:tr>
       <w:trPr>
@@ -2590,7 +2602,7 @@
       </w:tc>
       <w:tc>
         <w:tcPr>
-          <w:tcW w:w="2973" w:type="dxa"/>
+          <w:tcW w:w="2972" w:type="dxa"/>
           <w:tcBorders>
             <w:start w:val="single" w:sz="4" w:space="0" w:color="7F7F7F"/>
             <w:end w:val="single" w:sz="4" w:space="0" w:color="7F7F7F"/>
@@ -2649,7 +2661,7 @@
       </w:tc>
       <w:tc>
         <w:tcPr>
-          <w:tcW w:w="4080" w:type="dxa"/>
+          <w:tcW w:w="4081" w:type="dxa"/>
           <w:tcBorders>
             <w:start w:val="single" w:sz="4" w:space="0" w:color="7F7F7F"/>
           </w:tcBorders>
@@ -2764,7 +2776,7 @@
       </w:tc>
       <w:tc>
         <w:tcPr>
-          <w:tcW w:w="2973" w:type="dxa"/>
+          <w:tcW w:w="2972" w:type="dxa"/>
           <w:tcBorders>
             <w:start w:val="single" w:sz="4" w:space="0" w:color="7F7F7F"/>
             <w:end w:val="single" w:sz="4" w:space="0" w:color="7F7F7F"/>
@@ -2824,7 +2836,7 @@
       </w:tc>
       <w:tc>
         <w:tcPr>
-          <w:tcW w:w="4080" w:type="dxa"/>
+          <w:tcW w:w="4081" w:type="dxa"/>
           <w:tcBorders>
             <w:start w:val="single" w:sz="4" w:space="0" w:color="7F7F7F"/>
           </w:tcBorders>
@@ -2944,7 +2956,7 @@
       </w:tc>
       <w:tc>
         <w:tcPr>
-          <w:tcW w:w="2973" w:type="dxa"/>
+          <w:tcW w:w="2972" w:type="dxa"/>
           <w:tcBorders>
             <w:start w:val="single" w:sz="4" w:space="0" w:color="7F7F7F"/>
             <w:end w:val="single" w:sz="4" w:space="0" w:color="7F7F7F"/>
@@ -3003,7 +3015,7 @@
       </w:tc>
       <w:tc>
         <w:tcPr>
-          <w:tcW w:w="4080" w:type="dxa"/>
+          <w:tcW w:w="4081" w:type="dxa"/>
           <w:tcBorders>
             <w:start w:val="single" w:sz="4" w:space="0" w:color="7F7F7F"/>
           </w:tcBorders>
@@ -3132,7 +3144,7 @@
       </w:tc>
       <w:tc>
         <w:tcPr>
-          <w:tcW w:w="2973" w:type="dxa"/>
+          <w:tcW w:w="2972" w:type="dxa"/>
           <w:tcBorders>
             <w:start w:val="single" w:sz="4" w:space="0" w:color="7F7F7F"/>
             <w:end w:val="single" w:sz="4" w:space="0" w:color="7F7F7F"/>
@@ -3191,7 +3203,7 @@
       </w:tc>
       <w:tc>
         <w:tcPr>
-          <w:tcW w:w="4080" w:type="dxa"/>
+          <w:tcW w:w="4081" w:type="dxa"/>
           <w:tcBorders>
             <w:start w:val="single" w:sz="4" w:space="0" w:color="7F7F7F"/>
           </w:tcBorders>
@@ -3256,8 +3268,8 @@
     </w:tblPr>
     <w:tblGrid>
       <w:gridCol w:w="3012"/>
-      <w:gridCol w:w="2973"/>
-      <w:gridCol w:w="4080"/>
+      <w:gridCol w:w="2972"/>
+      <w:gridCol w:w="4081"/>
     </w:tblGrid>
     <w:tr>
       <w:trPr>
@@ -3319,7 +3331,7 @@
       </w:tc>
       <w:tc>
         <w:tcPr>
-          <w:tcW w:w="2973" w:type="dxa"/>
+          <w:tcW w:w="2972" w:type="dxa"/>
           <w:tcBorders>
             <w:start w:val="single" w:sz="4" w:space="0" w:color="7F7F7F"/>
             <w:end w:val="single" w:sz="4" w:space="0" w:color="7F7F7F"/>
@@ -3378,7 +3390,7 @@
       </w:tc>
       <w:tc>
         <w:tcPr>
-          <w:tcW w:w="4080" w:type="dxa"/>
+          <w:tcW w:w="4081" w:type="dxa"/>
           <w:tcBorders>
             <w:start w:val="single" w:sz="4" w:space="0" w:color="7F7F7F"/>
           </w:tcBorders>
@@ -3493,7 +3505,7 @@
       </w:tc>
       <w:tc>
         <w:tcPr>
-          <w:tcW w:w="2973" w:type="dxa"/>
+          <w:tcW w:w="2972" w:type="dxa"/>
           <w:tcBorders>
             <w:start w:val="single" w:sz="4" w:space="0" w:color="7F7F7F"/>
             <w:end w:val="single" w:sz="4" w:space="0" w:color="7F7F7F"/>
@@ -3553,7 +3565,7 @@
       </w:tc>
       <w:tc>
         <w:tcPr>
-          <w:tcW w:w="4080" w:type="dxa"/>
+          <w:tcW w:w="4081" w:type="dxa"/>
           <w:tcBorders>
             <w:start w:val="single" w:sz="4" w:space="0" w:color="7F7F7F"/>
           </w:tcBorders>
@@ -3673,7 +3685,7 @@
       </w:tc>
       <w:tc>
         <w:tcPr>
-          <w:tcW w:w="2973" w:type="dxa"/>
+          <w:tcW w:w="2972" w:type="dxa"/>
           <w:tcBorders>
             <w:start w:val="single" w:sz="4" w:space="0" w:color="7F7F7F"/>
             <w:end w:val="single" w:sz="4" w:space="0" w:color="7F7F7F"/>
@@ -3732,7 +3744,7 @@
       </w:tc>
       <w:tc>
         <w:tcPr>
-          <w:tcW w:w="4080" w:type="dxa"/>
+          <w:tcW w:w="4081" w:type="dxa"/>
           <w:tcBorders>
             <w:start w:val="single" w:sz="4" w:space="0" w:color="7F7F7F"/>
           </w:tcBorders>
@@ -3861,7 +3873,7 @@
       </w:tc>
       <w:tc>
         <w:tcPr>
-          <w:tcW w:w="2973" w:type="dxa"/>
+          <w:tcW w:w="2972" w:type="dxa"/>
           <w:tcBorders>
             <w:start w:val="single" w:sz="4" w:space="0" w:color="7F7F7F"/>
             <w:end w:val="single" w:sz="4" w:space="0" w:color="7F7F7F"/>
@@ -3920,7 +3932,7 @@
       </w:tc>
       <w:tc>
         <w:tcPr>
-          <w:tcW w:w="4080" w:type="dxa"/>
+          <w:tcW w:w="4081" w:type="dxa"/>
           <w:tcBorders>
             <w:start w:val="single" w:sz="4" w:space="0" w:color="7F7F7F"/>
           </w:tcBorders>
@@ -6380,15 +6392,15 @@
       <w:szCs w:val="16"/>
     </w:rPr>
   </w:style>
-  <w:style w:type="paragraph" w:styleId="FrameContents">
-    <w:name w:val="Frame Contents"/>
+  <w:style w:type="paragraph" w:styleId="FrameContentsuser">
+    <w:name w:val="Frame Contents (user)"/>
     <w:basedOn w:val="Normal"/>
     <w:qFormat/>
     <w:pPr/>
     <w:rPr/>
   </w:style>
-  <w:style w:type="paragraph" w:styleId="FrameContentsuser">
-    <w:name w:val="Frame Contents (user)"/>
+  <w:style w:type="paragraph" w:styleId="FrameContents">
+    <w:name w:val="Frame Contents"/>
     <w:basedOn w:val="Normal"/>
     <w:qFormat/>
     <w:pPr/>
